--- a/testakten/statusfeststellung-gmbh-geschaeftsfuehrer-minderheit-erlangen/16_drv_anhoerung_fragenkatalog.docx
+++ b/testakten/statusfeststellung-gmbh-geschaeftsfuehrer-minderheit-erlangen/16_drv_anhoerung_fragenkatalog.docx
@@ -32,7 +32,7 @@
           <w:i w:val="0"/>
           <w:sz w:val="22"/>
         </w:rPr>
-        <w:t>Ruhrstrasse 2, 10709 Berlin</w:t>
+        <w:t>Ruhrstraße 2, 10709 Berlin</w:t>
       </w:r>
     </w:p>
     <w:p/>
@@ -41,7 +41,7 @@
         <w:pStyle w:val="Heading1"/>
       </w:pPr>
       <w:r>
-        <w:t>Anhoerung nach Paragraf 24 SGB X im Statusfeststellungsverfahren</w:t>
+        <w:t>Anhörung nach Paragraf 24 SGB X im Statusfeststellungsverfahren</w:t>
       </w:r>
     </w:p>
     <w:p>
@@ -71,7 +71,7 @@
         <w:pStyle w:val="Heading2"/>
       </w:pPr>
       <w:r>
-        <w:t>1 Zwischenergebnis der Pruefung</w:t>
+        <w:t>1 Zwischenergebnis der Prüfung</w:t>
       </w:r>
     </w:p>
     <w:p>
@@ -82,7 +82,7 @@
           <w:i w:val="0"/>
           <w:sz w:val="22"/>
         </w:rPr>
-        <w:t>nach Auswertung des Gesellschaftsvertrags, des Geschaeftsfuehrervertrags, der Beiratsprotokolle und des Feststellungsbogens C0031/C0032 beabsichtigen wir festzustellen, dass Herr Dr. Henrik Vogt seine Taetigkeit als Geschaeftsfuehrer der Neuralis MedTech GmbH seit dem 01.03.2023 im Rahmen eines abhaengigen, dem Grunde nach sozialversicherungspflichtigen Beschaeftigungsverhaeltnisses ausuebt.</w:t>
+        <w:t>nach Auswertung des Gesellschaftsvertrags, des Geschäftsführervertrags, der Beiratsprotokolle und des Feststellungsbogens C0031/C0032 beabsichtigen wir festzustellen, dass Herr Dr. Henrik Vogt seine Tätigkeit als Geschäftsführer der Neuralis MedTech GmbH seit dem 01.03.2023 im Rahmen eines abhängigen, dem Grunde nach sozialversicherungspflichtigen Beschäftigungsverhältnisses ausübt.</w:t>
       </w:r>
     </w:p>
     <w:p>
@@ -101,7 +101,7 @@
           <w:i w:val="0"/>
           <w:sz w:val="22"/>
         </w:rPr>
-        <w:t>2.1 Herr Dr. Vogt haelt mit 32 Prozent lediglich einen Minderheitsanteil am Stammkapital der Gesellschaft und kann Beschluesse der Gesellschafterversammlung, die mit einfacher Mehrheit gefasst werden, nicht verhindern.</w:t>
+        <w:t>2.1 Herr Dr. Vogt hält mit 32 Prozent lediglich einen Minderheitsanteil am Stammkapital der Gesellschaft und kann Beschlüsse der Gesellschafterversammlung, die mit einfacher Mehrheit gefasst werden, nicht verhindern.</w:t>
       </w:r>
     </w:p>
     <w:p>
@@ -112,7 +112,7 @@
           <w:i w:val="0"/>
           <w:sz w:val="22"/>
         </w:rPr>
-        <w:t>2.2 Der Anstellungsvertrag sieht eine feste monatliche Verguetung, einen Urlaubsanspruch von 30 Arbeitstagen und eine Entgeltfortzahlung im Krankheitsfall von sechs Wochen vor. Diese Regelungen entsprechen typischen arbeitsvertraglichen Schutzmechanismen.</w:t>
+        <w:t>2.2 Der Anstellungsvertrag sieht eine feste monatliche Vergütung, einen Urlaubsanspruch von 30 Arbeitstagen und eine Entgeltfortzahlung im Krankheitsfall von sechs Wochen vor. Diese Regelungen entsprechen typischen arbeitsvertraglichen Schutzmechanismen.</w:t>
       </w:r>
     </w:p>
     <w:p>
@@ -123,7 +123,7 @@
           <w:i w:val="0"/>
           <w:sz w:val="22"/>
         </w:rPr>
-        <w:t>2.3 Der Gesellschaftsvertrag sieht in Paragraf 7 einen Beirat mit eigenen Zustimmungsvorbehalten vor, denen die Geschaeftsfuehrung unterworfen ist, unter anderem bei Investitionen ab 50000,00 EUR und Personalentscheidungen ab Leitungsebene.</w:t>
+        <w:t>2.3 Der Gesellschaftsvertrag sieht in Paragraf 7 einen Beirat mit eigenen Zustimmungsvorbehalten vor, denen die Geschäftsführung unterworfen ist, unter anderem bei Investitionen ab 50000,00 EUR und Personalentscheidungen ab Leitungsebene.</w:t>
       </w:r>
     </w:p>
     <w:p>
@@ -134,7 +134,7 @@
           <w:i w:val="0"/>
           <w:sz w:val="22"/>
         </w:rPr>
-        <w:t>2.4 Die im Jahr 2025 nachtraeglich eingefuehrte Sperrminoritaet in Paragraf 6.5 des Gesellschaftsvertrags beschraenkt sich auf das Ressort Entwicklung und laufende klinische Studien. Sie vermittelt keine umfassende Sperrminoritaet ueber alle wesentlichen Gesellschafterbeschluesse.</w:t>
+        <w:t>2.4 Die im Jahr 2025 nachträglich eingeführte Sperrminorität in Paragraf 6.5 des Gesellschaftsvertrags beschränkt sich auf das Ressort Entwicklung und laufende klinische Studien. Sie vermittelt keine umfassende Sperrminorität über alle wesentlichen Gesellschafterbeschlüsse.</w:t>
       </w:r>
     </w:p>
     <w:p>
@@ -142,7 +142,7 @@
         <w:pStyle w:val="Heading2"/>
       </w:pPr>
       <w:r>
-        <w:t>3 Gesichtspunkte, die fuer Selbstaendigkeit sprechen koennten</w:t>
+        <w:t>3 Gesichtspunkte, die für Selbstständigkeit sprechen könnten</w:t>
       </w:r>
     </w:p>
     <w:p>
@@ -153,7 +153,7 @@
           <w:i w:val="0"/>
           <w:sz w:val="22"/>
         </w:rPr>
-        <w:t>3.1 Herr Dr. Vogt hat eine persoenliche Buergschaft ueber 400000,00 EUR zugunsten der Hausbank der Gesellschaft uebernommen und traegt damit ein Kapitalrisiko, das ueber eine reine Arbeitnehmerstellung hinausgeht.</w:t>
+        <w:t>3.1 Herr Dr. Vogt hat eine persönliche Bürgschaft über 400000,00 EUR zugunsten der Hausbank der Gesellschaft übernommen und trägt damit ein Kapitalrisiko, das über eine reine Arbeitnehmerstellung hinausgeht.</w:t>
       </w:r>
     </w:p>
     <w:p>
@@ -164,7 +164,7 @@
           <w:i w:val="0"/>
           <w:sz w:val="22"/>
         </w:rPr>
-        <w:t>3.2 Herr Dr. Vogt ist Mitgruender und alleiniger Inhaber des technischen Kernwissens zur Patentfamilie NLM-4.</w:t>
+        <w:t>3.2 Herr Dr. Vogt ist Mitgründer und alleiniger Inhaber des technischen Kernwissens zur Patentfamilie NLM-4.</w:t>
       </w:r>
     </w:p>
     <w:p>
@@ -172,7 +172,7 @@
         <w:pStyle w:val="Heading2"/>
       </w:pPr>
       <w:r>
-        <w:t>4 Anhoerung</w:t>
+        <w:t>4 Anhörung</w:t>
       </w:r>
     </w:p>
     <w:p>
@@ -183,7 +183,7 @@
           <w:i w:val="0"/>
           <w:sz w:val="22"/>
         </w:rPr>
-        <w:t>Wir geben Ihnen Gelegenheit, sich zu den vorgenannten Tatsachen und zu der beabsichtigten Feststellung innerhalb eines Monats nach Zugang dieses Schreibens zu aeussern. Ergaenzende Unterlagen zur tatsaechlichen Handhabung von Weisungen, Urlaub und Berichtspflichten werden erbeten.</w:t>
+        <w:t>Wir geben Ihnen Gelegenheit, sich zu den vorgenannten Tatsachen und zu der beabsichtigten Feststellung innerhalb eines Monats nach Zugang dieses Schreibens zu äußern. Ergänzende Unterlagen zur tatsächlichen Handhabung von Weisungen, Urlaub und Berichtspflichten werden erbeten.</w:t>
       </w:r>
     </w:p>
     <w:p>
@@ -194,7 +194,7 @@
           <w:i w:val="0"/>
           <w:sz w:val="22"/>
         </w:rPr>
-        <w:t>Mit freundlichen Gruessen, i.A. Pruefstelle Statusfeststellung</w:t>
+        <w:t>Mit freundlichen Grüßen, i.A. Prüfstelle Statusfeststellung</w:t>
       </w:r>
     </w:p>
     <w:p>
@@ -276,7 +276,7 @@
                 <w:rFonts w:ascii="Times New Roman" w:hAnsi="Times New Roman"/>
                 <w:sz w:val="20"/>
               </w:rPr>
-              <w:t>Wurde Herrn Dr. Vogt seit 2023 mindestens einmal eine Weisung erteilt, der er gegen seinen erklaerten Willen gefolgt ist?</w:t>
+              <w:t>Wurde Herrn Dr. Vogt seit 2023 mindestens einmal eine Weisung erteilt, der er gegen seinen erklärten Willen gefolgt ist?</w:t>
             </w:r>
           </w:p>
         </w:tc>
@@ -340,7 +340,7 @@
                 <w:rFonts w:ascii="Times New Roman" w:hAnsi="Times New Roman"/>
                 <w:sz w:val="20"/>
               </w:rPr>
-              <w:t>Wurde die variable Verguetung in den Jahren 2023 bis 2025 tatsaechlich vollstaendig, teilweise oder gar nicht ausgezahlt?</w:t>
+              <w:t>Wurde die variable Vergütung in den Jahren 2023 bis 2025 tatsächlich vollständig, teilweise oder gar nicht ausgezahlt?</w:t>
             </w:r>
           </w:p>
         </w:tc>
@@ -372,7 +372,7 @@
                 <w:rFonts w:ascii="Times New Roman" w:hAnsi="Times New Roman"/>
                 <w:sz w:val="20"/>
               </w:rPr>
-              <w:t>In welchem Umfang hat Herr Dr. Vogt seinen vertraglichen Urlaubsanspruch tatsaechlich genommen?</w:t>
+              <w:t>In welchem Umfang hat Herr Dr. Vogt seinen vertraglichen Urlaubsanspruch tatsächlich genommen?</w:t>
             </w:r>
           </w:p>
         </w:tc>
@@ -404,7 +404,7 @@
                 <w:rFonts w:ascii="Times New Roman" w:hAnsi="Times New Roman"/>
                 <w:sz w:val="20"/>
               </w:rPr>
-              <w:t>Besteht neben der Buergschaft ein Gesellschafterdarlehen oder eine Nachrangabrede von Herrn Dr. Vogt gegenueber der Gesellschaft?</w:t>
+              <w:t>Besteht neben der Bürgschaft ein Gesellschafterdarlehen oder eine Nachrangabrede von Herrn Dr. Vogt gegenüber der Gesellschaft?</w:t>
             </w:r>
           </w:p>
         </w:tc>
@@ -436,26 +436,15 @@
                 <w:rFonts w:ascii="Times New Roman" w:hAnsi="Times New Roman"/>
                 <w:sz w:val="20"/>
               </w:rPr>
-              <w:t>Wie wurde die Sperrminoritaet nach Paragraf 6.5 des Gesellschaftsvertrags seit ihrer Einfuehrung im September 2025 in der Praxis gehandhabt?</w:t>
+              <w:t>Wie wurde die Sperrminorität nach Paragraf 6.5 des Gesellschaftsvertrags seit ihrer Einführung im September 2025 in der Praxis gehandhabt?</w:t>
             </w:r>
           </w:p>
         </w:tc>
       </w:tr>
     </w:tbl>
     <w:p/>
-    <w:p>
-      <w:r>
-        <w:rPr>
-          <w:rFonts w:ascii="Times New Roman" w:hAnsi="Times New Roman"/>
-          <w:b w:val="0"/>
-          <w:i w:val="0"/>
-          <w:sz w:val="22"/>
-        </w:rPr>
-        <w:t>Formathinweis: Dieses Aktenstück wird in Times New Roman, 11 pt, mit ausschließlich dezimaler Gliederung ausgegeben.</w:t>
-      </w:r>
-    </w:p>
     <w:sectPr>
-      <w:pgSz w:w="12240" w:h="15840"/>
+      <w:pgSz w:w="11906" w:h="16838"/>
       <w:pgMar w:top="1440" w:right="1800" w:bottom="1440" w:left="1800" w:header="720" w:footer="720" w:gutter="0"/>
       <w:cols w:space="720"/>
       <w:docGrid w:linePitch="360"/>
